--- a/vps_full_reports/latest/report.docx
+++ b/vps_full_reports/latest/report.docx
@@ -20,7 +20,7 @@
           <w:color w:val="666666"/>
           <w:sz w:val="20"/>
         </w:rPr>
-        <w:t>PAPER ONLY  ·  reconciled=True  ·  ticks=2</w:t>
+        <w:t>PAPER ONLY  ·  reconciled=True  ·  ticks=1407</w:t>
       </w:r>
     </w:p>
     <w:p>
@@ -33,7 +33,7 @@
     </w:p>
     <w:p>
       <w:r>
-        <w:t>Overall score: 52.8 / 100  (Grade: F)</w:t>
+        <w:t>Overall score: 67.2 / 100  (Grade: D)</w:t>
       </w:r>
     </w:p>
     <w:tbl>
@@ -107,7 +107,7 @@
           </w:tcPr>
           <w:p>
             <w:r>
-              <w:t>52.5</w:t>
+              <w:t>73.5</w:t>
             </w:r>
           </w:p>
         </w:tc>
@@ -117,7 +117,7 @@
           </w:tcPr>
           <w:p>
             <w:r>
-              <w:t>F</w:t>
+              <w:t>C</w:t>
             </w:r>
           </w:p>
         </w:tc>
@@ -149,7 +149,7 @@
           </w:tcPr>
           <w:p>
             <w:r>
-              <w:t>80.6</w:t>
+              <w:t>86.5</w:t>
             </w:r>
           </w:p>
         </w:tc>
@@ -159,7 +159,7 @@
           </w:tcPr>
           <w:p>
             <w:r>
-              <w:t>B</w:t>
+              <w:t>B+</w:t>
             </w:r>
           </w:p>
         </w:tc>
@@ -191,7 +191,7 @@
           </w:tcPr>
           <w:p>
             <w:r>
-              <w:t>25.4</w:t>
+              <w:t>35.5</w:t>
             </w:r>
           </w:p>
         </w:tc>
@@ -319,7 +319,7 @@
           </w:tcPr>
           <w:p>
             <w:r>
-              <w:t>2026-07-11 02:40:51</w:t>
+              <w:t>2026-07-12 05:43:41</w:t>
             </w:r>
           </w:p>
         </w:tc>
@@ -347,7 +347,7 @@
           </w:tcPr>
           <w:p>
             <w:r>
-              <w:t>82.1</w:t>
+              <w:t>82.0</w:t>
             </w:r>
           </w:p>
         </w:tc>
@@ -357,7 +357,7 @@
           </w:tcPr>
           <w:p>
             <w:r>
-              <w:t>40.4</w:t>
+              <w:t>35.5</w:t>
             </w:r>
           </w:p>
         </w:tc>
@@ -367,7 +367,7 @@
           </w:tcPr>
           <w:p>
             <w:r>
-              <w:t>56.9</w:t>
+              <w:t>55.6</w:t>
             </w:r>
           </w:p>
         </w:tc>
@@ -376,7 +376,9 @@
             <w:tcW w:type="dxa" w:w="1234"/>
           </w:tcPr>
           <w:p>
-            <w:r/>
+            <w:r>
+              <w:t>1</w:t>
+            </w:r>
           </w:p>
         </w:tc>
       </w:tr>
@@ -387,7 +389,7 @@
           </w:tcPr>
           <w:p>
             <w:r>
-              <w:t>2026-07-11 02:40:51</w:t>
+              <w:t>2026-07-12 06:13:50</w:t>
             </w:r>
           </w:p>
         </w:tc>
@@ -415,7 +417,7 @@
           </w:tcPr>
           <w:p>
             <w:r>
-              <w:t>80.6</w:t>
+              <w:t>82.6</w:t>
             </w:r>
           </w:p>
         </w:tc>
@@ -425,7 +427,7 @@
           </w:tcPr>
           <w:p>
             <w:r>
-              <w:t>25.4</w:t>
+              <w:t>35.5</w:t>
             </w:r>
           </w:p>
         </w:tc>
@@ -435,7 +437,7 @@
           </w:tcPr>
           <w:p>
             <w:r>
-              <w:t>52.8</w:t>
+              <w:t>55.8</w:t>
             </w:r>
           </w:p>
         </w:tc>
@@ -445,7 +447,1303 @@
           </w:tcPr>
           <w:p>
             <w:r>
+              <w:t>77</w:t>
+            </w:r>
+          </w:p>
+        </w:tc>
+      </w:tr>
+      <w:tr>
+        <w:tc>
+          <w:tcPr>
+            <w:tcW w:type="dxa" w:w="1234"/>
+          </w:tcPr>
+          <w:p>
+            <w:r>
+              <w:t>2026-07-12 06:33:28</w:t>
+            </w:r>
+          </w:p>
+        </w:tc>
+        <w:tc>
+          <w:tcPr>
+            <w:tcW w:type="dxa" w:w="1234"/>
+          </w:tcPr>
+          <w:p>
+            <w:r>
               <w:t>1</w:t>
+            </w:r>
+          </w:p>
+        </w:tc>
+        <w:tc>
+          <w:tcPr>
+            <w:tcW w:type="dxa" w:w="1234"/>
+          </w:tcPr>
+          <w:p>
+            <w:r>
+              <w:t>67.2</w:t>
+            </w:r>
+          </w:p>
+        </w:tc>
+        <w:tc>
+          <w:tcPr>
+            <w:tcW w:type="dxa" w:w="1234"/>
+          </w:tcPr>
+          <w:p>
+            <w:r>
+              <w:t>83.0</w:t>
+            </w:r>
+          </w:p>
+        </w:tc>
+        <w:tc>
+          <w:tcPr>
+            <w:tcW w:type="dxa" w:w="1234"/>
+          </w:tcPr>
+          <w:p>
+            <w:r>
+              <w:t>35.5</w:t>
+            </w:r>
+          </w:p>
+        </w:tc>
+        <w:tc>
+          <w:tcPr>
+            <w:tcW w:type="dxa" w:w="1234"/>
+          </w:tcPr>
+          <w:p>
+            <w:r>
+              <w:t>63.2</w:t>
+            </w:r>
+          </w:p>
+        </w:tc>
+        <w:tc>
+          <w:tcPr>
+            <w:tcW w:type="dxa" w:w="1234"/>
+          </w:tcPr>
+          <w:p>
+            <w:r>
+              <w:t>155</w:t>
+            </w:r>
+          </w:p>
+        </w:tc>
+      </w:tr>
+      <w:tr>
+        <w:tc>
+          <w:tcPr>
+            <w:tcW w:type="dxa" w:w="1234"/>
+          </w:tcPr>
+          <w:p>
+            <w:r>
+              <w:t>2026-07-12 07:03:42</w:t>
+            </w:r>
+          </w:p>
+        </w:tc>
+        <w:tc>
+          <w:tcPr>
+            <w:tcW w:type="dxa" w:w="1234"/>
+          </w:tcPr>
+          <w:p>
+            <w:r>
+              <w:t>1</w:t>
+            </w:r>
+          </w:p>
+        </w:tc>
+        <w:tc>
+          <w:tcPr>
+            <w:tcW w:type="dxa" w:w="1234"/>
+          </w:tcPr>
+          <w:p>
+            <w:r>
+              <w:t>67.2</w:t>
+            </w:r>
+          </w:p>
+        </w:tc>
+        <w:tc>
+          <w:tcPr>
+            <w:tcW w:type="dxa" w:w="1234"/>
+          </w:tcPr>
+          <w:p>
+            <w:r>
+              <w:t>83.7</w:t>
+            </w:r>
+          </w:p>
+        </w:tc>
+        <w:tc>
+          <w:tcPr>
+            <w:tcW w:type="dxa" w:w="1234"/>
+          </w:tcPr>
+          <w:p>
+            <w:r>
+              <w:t>35.5</w:t>
+            </w:r>
+          </w:p>
+        </w:tc>
+        <w:tc>
+          <w:tcPr>
+            <w:tcW w:type="dxa" w:w="1234"/>
+          </w:tcPr>
+          <w:p>
+            <w:r>
+              <w:t>63.4</w:t>
+            </w:r>
+          </w:p>
+        </w:tc>
+        <w:tc>
+          <w:tcPr>
+            <w:tcW w:type="dxa" w:w="1234"/>
+          </w:tcPr>
+          <w:p>
+            <w:r>
+              <w:t>276</w:t>
+            </w:r>
+          </w:p>
+        </w:tc>
+      </w:tr>
+      <w:tr>
+        <w:tc>
+          <w:tcPr>
+            <w:tcW w:type="dxa" w:w="1234"/>
+          </w:tcPr>
+          <w:p>
+            <w:r>
+              <w:t>2026-07-12 07:03:57</w:t>
+            </w:r>
+          </w:p>
+        </w:tc>
+        <w:tc>
+          <w:tcPr>
+            <w:tcW w:type="dxa" w:w="1234"/>
+          </w:tcPr>
+          <w:p>
+            <w:r>
+              <w:t>2</w:t>
+            </w:r>
+          </w:p>
+        </w:tc>
+        <w:tc>
+          <w:tcPr>
+            <w:tcW w:type="dxa" w:w="1234"/>
+          </w:tcPr>
+          <w:p>
+            <w:r>
+              <w:t>72.6</w:t>
+            </w:r>
+          </w:p>
+        </w:tc>
+        <w:tc>
+          <w:tcPr>
+            <w:tcW w:type="dxa" w:w="1234"/>
+          </w:tcPr>
+          <w:p>
+            <w:r>
+              <w:t>83.7</w:t>
+            </w:r>
+          </w:p>
+        </w:tc>
+        <w:tc>
+          <w:tcPr>
+            <w:tcW w:type="dxa" w:w="1234"/>
+          </w:tcPr>
+          <w:p>
+            <w:r>
+              <w:t>35.5</w:t>
+            </w:r>
+          </w:p>
+        </w:tc>
+        <w:tc>
+          <w:tcPr>
+            <w:tcW w:type="dxa" w:w="1234"/>
+          </w:tcPr>
+          <w:p>
+            <w:r>
+              <w:t>66.1</w:t>
+            </w:r>
+          </w:p>
+        </w:tc>
+        <w:tc>
+          <w:tcPr>
+            <w:tcW w:type="dxa" w:w="1234"/>
+          </w:tcPr>
+          <w:p>
+            <w:r>
+              <w:t>277</w:t>
+            </w:r>
+          </w:p>
+        </w:tc>
+      </w:tr>
+      <w:tr>
+        <w:tc>
+          <w:tcPr>
+            <w:tcW w:type="dxa" w:w="1234"/>
+          </w:tcPr>
+          <w:p>
+            <w:r>
+              <w:t>2026-07-12 07:34:05</w:t>
+            </w:r>
+          </w:p>
+        </w:tc>
+        <w:tc>
+          <w:tcPr>
+            <w:tcW w:type="dxa" w:w="1234"/>
+          </w:tcPr>
+          <w:p>
+            <w:r>
+              <w:t>2</w:t>
+            </w:r>
+          </w:p>
+        </w:tc>
+        <w:tc>
+          <w:tcPr>
+            <w:tcW w:type="dxa" w:w="1234"/>
+          </w:tcPr>
+          <w:p>
+            <w:r>
+              <w:t>72.6</w:t>
+            </w:r>
+          </w:p>
+        </w:tc>
+        <w:tc>
+          <w:tcPr>
+            <w:tcW w:type="dxa" w:w="1234"/>
+          </w:tcPr>
+          <w:p>
+            <w:r>
+              <w:t>84.4</w:t>
+            </w:r>
+          </w:p>
+        </w:tc>
+        <w:tc>
+          <w:tcPr>
+            <w:tcW w:type="dxa" w:w="1234"/>
+          </w:tcPr>
+          <w:p>
+            <w:r>
+              <w:t>35.5</w:t>
+            </w:r>
+          </w:p>
+        </w:tc>
+        <w:tc>
+          <w:tcPr>
+            <w:tcW w:type="dxa" w:w="1234"/>
+          </w:tcPr>
+          <w:p>
+            <w:r>
+              <w:t>66.3</w:t>
+            </w:r>
+          </w:p>
+        </w:tc>
+        <w:tc>
+          <w:tcPr>
+            <w:tcW w:type="dxa" w:w="1234"/>
+          </w:tcPr>
+          <w:p>
+            <w:r>
+              <w:t>397</w:t>
+            </w:r>
+          </w:p>
+        </w:tc>
+      </w:tr>
+      <w:tr>
+        <w:tc>
+          <w:tcPr>
+            <w:tcW w:type="dxa" w:w="1234"/>
+          </w:tcPr>
+          <w:p>
+            <w:r>
+              <w:t>2026-07-12 07:47:57</w:t>
+            </w:r>
+          </w:p>
+        </w:tc>
+        <w:tc>
+          <w:tcPr>
+            <w:tcW w:type="dxa" w:w="1234"/>
+          </w:tcPr>
+          <w:p>
+            <w:r>
+              <w:t>2</w:t>
+            </w:r>
+          </w:p>
+        </w:tc>
+        <w:tc>
+          <w:tcPr>
+            <w:tcW w:type="dxa" w:w="1234"/>
+          </w:tcPr>
+          <w:p>
+            <w:r>
+              <w:t>62.6</w:t>
+            </w:r>
+          </w:p>
+        </w:tc>
+        <w:tc>
+          <w:tcPr>
+            <w:tcW w:type="dxa" w:w="1234"/>
+          </w:tcPr>
+          <w:p>
+            <w:r>
+              <w:t>64.7</w:t>
+            </w:r>
+          </w:p>
+        </w:tc>
+        <w:tc>
+          <w:tcPr>
+            <w:tcW w:type="dxa" w:w="1234"/>
+          </w:tcPr>
+          <w:p>
+            <w:r>
+              <w:t>35.5</w:t>
+            </w:r>
+          </w:p>
+        </w:tc>
+        <w:tc>
+          <w:tcPr>
+            <w:tcW w:type="dxa" w:w="1234"/>
+          </w:tcPr>
+          <w:p>
+            <w:r>
+              <w:t>56.4</w:t>
+            </w:r>
+          </w:p>
+        </w:tc>
+        <w:tc>
+          <w:tcPr>
+            <w:tcW w:type="dxa" w:w="1234"/>
+          </w:tcPr>
+          <w:p>
+            <w:r>
+              <w:t>452</w:t>
+            </w:r>
+          </w:p>
+        </w:tc>
+      </w:tr>
+      <w:tr>
+        <w:tc>
+          <w:tcPr>
+            <w:tcW w:type="dxa" w:w="1234"/>
+          </w:tcPr>
+          <w:p>
+            <w:r>
+              <w:t>2026-07-12 07:49:19</w:t>
+            </w:r>
+          </w:p>
+        </w:tc>
+        <w:tc>
+          <w:tcPr>
+            <w:tcW w:type="dxa" w:w="1234"/>
+          </w:tcPr>
+          <w:p>
+            <w:r>
+              <w:t>3</w:t>
+            </w:r>
+          </w:p>
+        </w:tc>
+        <w:tc>
+          <w:tcPr>
+            <w:tcW w:type="dxa" w:w="1234"/>
+          </w:tcPr>
+          <w:p>
+            <w:r>
+              <w:t>74.7</w:t>
+            </w:r>
+          </w:p>
+        </w:tc>
+        <w:tc>
+          <w:tcPr>
+            <w:tcW w:type="dxa" w:w="1234"/>
+          </w:tcPr>
+          <w:p>
+            <w:r>
+              <w:t>84.7</w:t>
+            </w:r>
+          </w:p>
+        </w:tc>
+        <w:tc>
+          <w:tcPr>
+            <w:tcW w:type="dxa" w:w="1234"/>
+          </w:tcPr>
+          <w:p>
+            <w:r>
+              <w:t>35.5</w:t>
+            </w:r>
+          </w:p>
+        </w:tc>
+        <w:tc>
+          <w:tcPr>
+            <w:tcW w:type="dxa" w:w="1234"/>
+          </w:tcPr>
+          <w:p>
+            <w:r>
+              <w:t>67.4</w:t>
+            </w:r>
+          </w:p>
+        </w:tc>
+        <w:tc>
+          <w:tcPr>
+            <w:tcW w:type="dxa" w:w="1234"/>
+          </w:tcPr>
+          <w:p>
+            <w:r>
+              <w:t>458</w:t>
+            </w:r>
+          </w:p>
+        </w:tc>
+      </w:tr>
+      <w:tr>
+        <w:tc>
+          <w:tcPr>
+            <w:tcW w:type="dxa" w:w="1234"/>
+          </w:tcPr>
+          <w:p>
+            <w:r>
+              <w:t>2026-07-12 07:54:13</w:t>
+            </w:r>
+          </w:p>
+        </w:tc>
+        <w:tc>
+          <w:tcPr>
+            <w:tcW w:type="dxa" w:w="1234"/>
+          </w:tcPr>
+          <w:p>
+            <w:r>
+              <w:t>3</w:t>
+            </w:r>
+          </w:p>
+        </w:tc>
+        <w:tc>
+          <w:tcPr>
+            <w:tcW w:type="dxa" w:w="1234"/>
+          </w:tcPr>
+          <w:p>
+            <w:r>
+              <w:t>64.7</w:t>
+            </w:r>
+          </w:p>
+        </w:tc>
+        <w:tc>
+          <w:tcPr>
+            <w:tcW w:type="dxa" w:w="1234"/>
+          </w:tcPr>
+          <w:p>
+            <w:r>
+              <w:t>64.8</w:t>
+            </w:r>
+          </w:p>
+        </w:tc>
+        <w:tc>
+          <w:tcPr>
+            <w:tcW w:type="dxa" w:w="1234"/>
+          </w:tcPr>
+          <w:p>
+            <w:r>
+              <w:t>35.5</w:t>
+            </w:r>
+          </w:p>
+        </w:tc>
+        <w:tc>
+          <w:tcPr>
+            <w:tcW w:type="dxa" w:w="1234"/>
+          </w:tcPr>
+          <w:p>
+            <w:r>
+              <w:t>57.4</w:t>
+            </w:r>
+          </w:p>
+        </w:tc>
+        <w:tc>
+          <w:tcPr>
+            <w:tcW w:type="dxa" w:w="1234"/>
+          </w:tcPr>
+          <w:p>
+            <w:r>
+              <w:t>478</w:t>
+            </w:r>
+          </w:p>
+        </w:tc>
+      </w:tr>
+      <w:tr>
+        <w:tc>
+          <w:tcPr>
+            <w:tcW w:type="dxa" w:w="1234"/>
+          </w:tcPr>
+          <w:p>
+            <w:r>
+              <w:t>2026-07-12 08:00:21</w:t>
+            </w:r>
+          </w:p>
+        </w:tc>
+        <w:tc>
+          <w:tcPr>
+            <w:tcW w:type="dxa" w:w="1234"/>
+          </w:tcPr>
+          <w:p>
+            <w:r>
+              <w:t>4</w:t>
+            </w:r>
+          </w:p>
+        </w:tc>
+        <w:tc>
+          <w:tcPr>
+            <w:tcW w:type="dxa" w:w="1234"/>
+          </w:tcPr>
+          <w:p>
+            <w:r>
+              <w:t>64.4</w:t>
+            </w:r>
+          </w:p>
+        </w:tc>
+        <w:tc>
+          <w:tcPr>
+            <w:tcW w:type="dxa" w:w="1234"/>
+          </w:tcPr>
+          <w:p>
+            <w:r>
+              <w:t>84.8</w:t>
+            </w:r>
+          </w:p>
+        </w:tc>
+        <w:tc>
+          <w:tcPr>
+            <w:tcW w:type="dxa" w:w="1234"/>
+          </w:tcPr>
+          <w:p>
+            <w:r>
+              <w:t>35.5</w:t>
+            </w:r>
+          </w:p>
+        </w:tc>
+        <w:tc>
+          <w:tcPr>
+            <w:tcW w:type="dxa" w:w="1234"/>
+          </w:tcPr>
+          <w:p>
+            <w:r>
+              <w:t>62.3</w:t>
+            </w:r>
+          </w:p>
+        </w:tc>
+        <w:tc>
+          <w:tcPr>
+            <w:tcW w:type="dxa" w:w="1234"/>
+          </w:tcPr>
+          <w:p>
+            <w:r>
+              <w:t>502</w:t>
+            </w:r>
+          </w:p>
+        </w:tc>
+      </w:tr>
+      <w:tr>
+        <w:tc>
+          <w:tcPr>
+            <w:tcW w:type="dxa" w:w="1234"/>
+          </w:tcPr>
+          <w:p>
+            <w:r>
+              <w:t>2026-07-12 08:04:21</w:t>
+            </w:r>
+          </w:p>
+        </w:tc>
+        <w:tc>
+          <w:tcPr>
+            <w:tcW w:type="dxa" w:w="1234"/>
+          </w:tcPr>
+          <w:p>
+            <w:r>
+              <w:t>5</w:t>
+            </w:r>
+          </w:p>
+        </w:tc>
+        <w:tc>
+          <w:tcPr>
+            <w:tcW w:type="dxa" w:w="1234"/>
+          </w:tcPr>
+          <w:p>
+            <w:r>
+              <w:t>48.2</w:t>
+            </w:r>
+          </w:p>
+        </w:tc>
+        <w:tc>
+          <w:tcPr>
+            <w:tcW w:type="dxa" w:w="1234"/>
+          </w:tcPr>
+          <w:p>
+            <w:r>
+              <w:t>84.9</w:t>
+            </w:r>
+          </w:p>
+        </w:tc>
+        <w:tc>
+          <w:tcPr>
+            <w:tcW w:type="dxa" w:w="1234"/>
+          </w:tcPr>
+          <w:p>
+            <w:r>
+              <w:t>35.5</w:t>
+            </w:r>
+          </w:p>
+        </w:tc>
+        <w:tc>
+          <w:tcPr>
+            <w:tcW w:type="dxa" w:w="1234"/>
+          </w:tcPr>
+          <w:p>
+            <w:r>
+              <w:t>54.2</w:t>
+            </w:r>
+          </w:p>
+        </w:tc>
+        <w:tc>
+          <w:tcPr>
+            <w:tcW w:type="dxa" w:w="1234"/>
+          </w:tcPr>
+          <w:p>
+            <w:r>
+              <w:t>518</w:t>
+            </w:r>
+          </w:p>
+        </w:tc>
+      </w:tr>
+      <w:tr>
+        <w:tc>
+          <w:tcPr>
+            <w:tcW w:type="dxa" w:w="1234"/>
+          </w:tcPr>
+          <w:p>
+            <w:r>
+              <w:t>2026-07-12 08:34:36</w:t>
+            </w:r>
+          </w:p>
+        </w:tc>
+        <w:tc>
+          <w:tcPr>
+            <w:tcW w:type="dxa" w:w="1234"/>
+          </w:tcPr>
+          <w:p>
+            <w:r>
+              <w:t>5</w:t>
+            </w:r>
+          </w:p>
+        </w:tc>
+        <w:tc>
+          <w:tcPr>
+            <w:tcW w:type="dxa" w:w="1234"/>
+          </w:tcPr>
+          <w:p>
+            <w:r>
+              <w:t>48.2</w:t>
+            </w:r>
+          </w:p>
+        </w:tc>
+        <w:tc>
+          <w:tcPr>
+            <w:tcW w:type="dxa" w:w="1234"/>
+          </w:tcPr>
+          <w:p>
+            <w:r>
+              <w:t>85.7</w:t>
+            </w:r>
+          </w:p>
+        </w:tc>
+        <w:tc>
+          <w:tcPr>
+            <w:tcW w:type="dxa" w:w="1234"/>
+          </w:tcPr>
+          <w:p>
+            <w:r>
+              <w:t>35.5</w:t>
+            </w:r>
+          </w:p>
+        </w:tc>
+        <w:tc>
+          <w:tcPr>
+            <w:tcW w:type="dxa" w:w="1234"/>
+          </w:tcPr>
+          <w:p>
+            <w:r>
+              <w:t>54.4</w:t>
+            </w:r>
+          </w:p>
+        </w:tc>
+        <w:tc>
+          <w:tcPr>
+            <w:tcW w:type="dxa" w:w="1234"/>
+          </w:tcPr>
+          <w:p>
+            <w:r>
+              <w:t>639</w:t>
+            </w:r>
+          </w:p>
+        </w:tc>
+      </w:tr>
+      <w:tr>
+        <w:tc>
+          <w:tcPr>
+            <w:tcW w:type="dxa" w:w="1234"/>
+          </w:tcPr>
+          <w:p>
+            <w:r>
+              <w:t>2026-07-12 09:04:39</w:t>
+            </w:r>
+          </w:p>
+        </w:tc>
+        <w:tc>
+          <w:tcPr>
+            <w:tcW w:type="dxa" w:w="1234"/>
+          </w:tcPr>
+          <w:p>
+            <w:r>
+              <w:t>5</w:t>
+            </w:r>
+          </w:p>
+        </w:tc>
+        <w:tc>
+          <w:tcPr>
+            <w:tcW w:type="dxa" w:w="1234"/>
+          </w:tcPr>
+          <w:p>
+            <w:r>
+              <w:t>48.2</w:t>
+            </w:r>
+          </w:p>
+        </w:tc>
+        <w:tc>
+          <w:tcPr>
+            <w:tcW w:type="dxa" w:w="1234"/>
+          </w:tcPr>
+          <w:p>
+            <w:r>
+              <w:t>86.4</w:t>
+            </w:r>
+          </w:p>
+        </w:tc>
+        <w:tc>
+          <w:tcPr>
+            <w:tcW w:type="dxa" w:w="1234"/>
+          </w:tcPr>
+          <w:p>
+            <w:r>
+              <w:t>35.5</w:t>
+            </w:r>
+          </w:p>
+        </w:tc>
+        <w:tc>
+          <w:tcPr>
+            <w:tcW w:type="dxa" w:w="1234"/>
+          </w:tcPr>
+          <w:p>
+            <w:r>
+              <w:t>54.6</w:t>
+            </w:r>
+          </w:p>
+        </w:tc>
+        <w:tc>
+          <w:tcPr>
+            <w:tcW w:type="dxa" w:w="1234"/>
+          </w:tcPr>
+          <w:p>
+            <w:r>
+              <w:t>759</w:t>
+            </w:r>
+          </w:p>
+        </w:tc>
+      </w:tr>
+      <w:tr>
+        <w:tc>
+          <w:tcPr>
+            <w:tcW w:type="dxa" w:w="1234"/>
+          </w:tcPr>
+          <w:p>
+            <w:r>
+              <w:t>2026-07-12 09:34:39</w:t>
+            </w:r>
+          </w:p>
+        </w:tc>
+        <w:tc>
+          <w:tcPr>
+            <w:tcW w:type="dxa" w:w="1234"/>
+          </w:tcPr>
+          <w:p>
+            <w:r>
+              <w:t>5</w:t>
+            </w:r>
+          </w:p>
+        </w:tc>
+        <w:tc>
+          <w:tcPr>
+            <w:tcW w:type="dxa" w:w="1234"/>
+          </w:tcPr>
+          <w:p>
+            <w:r>
+              <w:t>48.2</w:t>
+            </w:r>
+          </w:p>
+        </w:tc>
+        <w:tc>
+          <w:tcPr>
+            <w:tcW w:type="dxa" w:w="1234"/>
+          </w:tcPr>
+          <w:p>
+            <w:r>
+              <w:t>86.5</w:t>
+            </w:r>
+          </w:p>
+        </w:tc>
+        <w:tc>
+          <w:tcPr>
+            <w:tcW w:type="dxa" w:w="1234"/>
+          </w:tcPr>
+          <w:p>
+            <w:r>
+              <w:t>35.5</w:t>
+            </w:r>
+          </w:p>
+        </w:tc>
+        <w:tc>
+          <w:tcPr>
+            <w:tcW w:type="dxa" w:w="1234"/>
+          </w:tcPr>
+          <w:p>
+            <w:r>
+              <w:t>54.6</w:t>
+            </w:r>
+          </w:p>
+        </w:tc>
+        <w:tc>
+          <w:tcPr>
+            <w:tcW w:type="dxa" w:w="1234"/>
+          </w:tcPr>
+          <w:p>
+            <w:r>
+              <w:t>879</w:t>
+            </w:r>
+          </w:p>
+        </w:tc>
+      </w:tr>
+      <w:tr>
+        <w:tc>
+          <w:tcPr>
+            <w:tcW w:type="dxa" w:w="1234"/>
+          </w:tcPr>
+          <w:p>
+            <w:r>
+              <w:t>2026-07-12 09:35:10</w:t>
+            </w:r>
+          </w:p>
+        </w:tc>
+        <w:tc>
+          <w:tcPr>
+            <w:tcW w:type="dxa" w:w="1234"/>
+          </w:tcPr>
+          <w:p>
+            <w:r>
+              <w:t>6</w:t>
+            </w:r>
+          </w:p>
+        </w:tc>
+        <w:tc>
+          <w:tcPr>
+            <w:tcW w:type="dxa" w:w="1234"/>
+          </w:tcPr>
+          <w:p>
+            <w:r>
+              <w:t>58.3</w:t>
+            </w:r>
+          </w:p>
+        </w:tc>
+        <w:tc>
+          <w:tcPr>
+            <w:tcW w:type="dxa" w:w="1234"/>
+          </w:tcPr>
+          <w:p>
+            <w:r>
+              <w:t>86.5</w:t>
+            </w:r>
+          </w:p>
+        </w:tc>
+        <w:tc>
+          <w:tcPr>
+            <w:tcW w:type="dxa" w:w="1234"/>
+          </w:tcPr>
+          <w:p>
+            <w:r>
+              <w:t>35.5</w:t>
+            </w:r>
+          </w:p>
+        </w:tc>
+        <w:tc>
+          <w:tcPr>
+            <w:tcW w:type="dxa" w:w="1234"/>
+          </w:tcPr>
+          <w:p>
+            <w:r>
+              <w:t>59.6</w:t>
+            </w:r>
+          </w:p>
+        </w:tc>
+        <w:tc>
+          <w:tcPr>
+            <w:tcW w:type="dxa" w:w="1234"/>
+          </w:tcPr>
+          <w:p>
+            <w:r>
+              <w:t>881</w:t>
+            </w:r>
+          </w:p>
+        </w:tc>
+      </w:tr>
+      <w:tr>
+        <w:tc>
+          <w:tcPr>
+            <w:tcW w:type="dxa" w:w="1234"/>
+          </w:tcPr>
+          <w:p>
+            <w:r>
+              <w:t>2026-07-12 10:05:12</w:t>
+            </w:r>
+          </w:p>
+        </w:tc>
+        <w:tc>
+          <w:tcPr>
+            <w:tcW w:type="dxa" w:w="1234"/>
+          </w:tcPr>
+          <w:p>
+            <w:r>
+              <w:t>6</w:t>
+            </w:r>
+          </w:p>
+        </w:tc>
+        <w:tc>
+          <w:tcPr>
+            <w:tcW w:type="dxa" w:w="1234"/>
+          </w:tcPr>
+          <w:p>
+            <w:r>
+              <w:t>58.3</w:t>
+            </w:r>
+          </w:p>
+        </w:tc>
+        <w:tc>
+          <w:tcPr>
+            <w:tcW w:type="dxa" w:w="1234"/>
+          </w:tcPr>
+          <w:p>
+            <w:r>
+              <w:t>86.5</w:t>
+            </w:r>
+          </w:p>
+        </w:tc>
+        <w:tc>
+          <w:tcPr>
+            <w:tcW w:type="dxa" w:w="1234"/>
+          </w:tcPr>
+          <w:p>
+            <w:r>
+              <w:t>35.5</w:t>
+            </w:r>
+          </w:p>
+        </w:tc>
+        <w:tc>
+          <w:tcPr>
+            <w:tcW w:type="dxa" w:w="1234"/>
+          </w:tcPr>
+          <w:p>
+            <w:r>
+              <w:t>59.6</w:t>
+            </w:r>
+          </w:p>
+        </w:tc>
+        <w:tc>
+          <w:tcPr>
+            <w:tcW w:type="dxa" w:w="1234"/>
+          </w:tcPr>
+          <w:p>
+            <w:r>
+              <w:t>1001</w:t>
+            </w:r>
+          </w:p>
+        </w:tc>
+      </w:tr>
+      <w:tr>
+        <w:tc>
+          <w:tcPr>
+            <w:tcW w:type="dxa" w:w="1234"/>
+          </w:tcPr>
+          <w:p>
+            <w:r>
+              <w:t>2026-07-12 10:30:42</w:t>
+            </w:r>
+          </w:p>
+        </w:tc>
+        <w:tc>
+          <w:tcPr>
+            <w:tcW w:type="dxa" w:w="1234"/>
+          </w:tcPr>
+          <w:p>
+            <w:r>
+              <w:t>7</w:t>
+            </w:r>
+          </w:p>
+        </w:tc>
+        <w:tc>
+          <w:tcPr>
+            <w:tcW w:type="dxa" w:w="1234"/>
+          </w:tcPr>
+          <w:p>
+            <w:r>
+              <w:t>65.0</w:t>
+            </w:r>
+          </w:p>
+        </w:tc>
+        <w:tc>
+          <w:tcPr>
+            <w:tcW w:type="dxa" w:w="1234"/>
+          </w:tcPr>
+          <w:p>
+            <w:r>
+              <w:t>86.5</w:t>
+            </w:r>
+          </w:p>
+        </w:tc>
+        <w:tc>
+          <w:tcPr>
+            <w:tcW w:type="dxa" w:w="1234"/>
+          </w:tcPr>
+          <w:p>
+            <w:r>
+              <w:t>35.5</w:t>
+            </w:r>
+          </w:p>
+        </w:tc>
+        <w:tc>
+          <w:tcPr>
+            <w:tcW w:type="dxa" w:w="1234"/>
+          </w:tcPr>
+          <w:p>
+            <w:r>
+              <w:t>63.0</w:t>
+            </w:r>
+          </w:p>
+        </w:tc>
+        <w:tc>
+          <w:tcPr>
+            <w:tcW w:type="dxa" w:w="1234"/>
+          </w:tcPr>
+          <w:p>
+            <w:r>
+              <w:t>1103</w:t>
+            </w:r>
+          </w:p>
+        </w:tc>
+      </w:tr>
+      <w:tr>
+        <w:tc>
+          <w:tcPr>
+            <w:tcW w:type="dxa" w:w="1234"/>
+          </w:tcPr>
+          <w:p>
+            <w:r>
+              <w:t>2026-07-12 10:45:58</w:t>
+            </w:r>
+          </w:p>
+        </w:tc>
+        <w:tc>
+          <w:tcPr>
+            <w:tcW w:type="dxa" w:w="1234"/>
+          </w:tcPr>
+          <w:p>
+            <w:r>
+              <w:t>8</w:t>
+            </w:r>
+          </w:p>
+        </w:tc>
+        <w:tc>
+          <w:tcPr>
+            <w:tcW w:type="dxa" w:w="1234"/>
+          </w:tcPr>
+          <w:p>
+            <w:r>
+              <w:t>69.5</w:t>
+            </w:r>
+          </w:p>
+        </w:tc>
+        <w:tc>
+          <w:tcPr>
+            <w:tcW w:type="dxa" w:w="1234"/>
+          </w:tcPr>
+          <w:p>
+            <w:r>
+              <w:t>86.5</w:t>
+            </w:r>
+          </w:p>
+        </w:tc>
+        <w:tc>
+          <w:tcPr>
+            <w:tcW w:type="dxa" w:w="1234"/>
+          </w:tcPr>
+          <w:p>
+            <w:r>
+              <w:t>35.5</w:t>
+            </w:r>
+          </w:p>
+        </w:tc>
+        <w:tc>
+          <w:tcPr>
+            <w:tcW w:type="dxa" w:w="1234"/>
+          </w:tcPr>
+          <w:p>
+            <w:r>
+              <w:t>65.2</w:t>
+            </w:r>
+          </w:p>
+        </w:tc>
+        <w:tc>
+          <w:tcPr>
+            <w:tcW w:type="dxa" w:w="1234"/>
+          </w:tcPr>
+          <w:p>
+            <w:r>
+              <w:t>1164</w:t>
+            </w:r>
+          </w:p>
+        </w:tc>
+      </w:tr>
+      <w:tr>
+        <w:tc>
+          <w:tcPr>
+            <w:tcW w:type="dxa" w:w="1234"/>
+          </w:tcPr>
+          <w:p>
+            <w:r>
+              <w:t>2026-07-12 11:06:09</w:t>
+            </w:r>
+          </w:p>
+        </w:tc>
+        <w:tc>
+          <w:tcPr>
+            <w:tcW w:type="dxa" w:w="1234"/>
+          </w:tcPr>
+          <w:p>
+            <w:r>
+              <w:t>9</w:t>
+            </w:r>
+          </w:p>
+        </w:tc>
+        <w:tc>
+          <w:tcPr>
+            <w:tcW w:type="dxa" w:w="1234"/>
+          </w:tcPr>
+          <w:p>
+            <w:r>
+              <w:t>73.5</w:t>
+            </w:r>
+          </w:p>
+        </w:tc>
+        <w:tc>
+          <w:tcPr>
+            <w:tcW w:type="dxa" w:w="1234"/>
+          </w:tcPr>
+          <w:p>
+            <w:r>
+              <w:t>86.5</w:t>
+            </w:r>
+          </w:p>
+        </w:tc>
+        <w:tc>
+          <w:tcPr>
+            <w:tcW w:type="dxa" w:w="1234"/>
+          </w:tcPr>
+          <w:p>
+            <w:r>
+              <w:t>35.5</w:t>
+            </w:r>
+          </w:p>
+        </w:tc>
+        <w:tc>
+          <w:tcPr>
+            <w:tcW w:type="dxa" w:w="1234"/>
+          </w:tcPr>
+          <w:p>
+            <w:r>
+              <w:t>67.2</w:t>
+            </w:r>
+          </w:p>
+        </w:tc>
+        <w:tc>
+          <w:tcPr>
+            <w:tcW w:type="dxa" w:w="1234"/>
+          </w:tcPr>
+          <w:p>
+            <w:r>
+              <w:t>1243</w:t>
+            </w:r>
+          </w:p>
+        </w:tc>
+      </w:tr>
+      <w:tr>
+        <w:tc>
+          <w:tcPr>
+            <w:tcW w:type="dxa" w:w="1234"/>
+          </w:tcPr>
+          <w:p>
+            <w:r>
+              <w:t>2026-07-12 11:36:23</w:t>
+            </w:r>
+          </w:p>
+        </w:tc>
+        <w:tc>
+          <w:tcPr>
+            <w:tcW w:type="dxa" w:w="1234"/>
+          </w:tcPr>
+          <w:p>
+            <w:r>
+              <w:t>9</w:t>
+            </w:r>
+          </w:p>
+        </w:tc>
+        <w:tc>
+          <w:tcPr>
+            <w:tcW w:type="dxa" w:w="1234"/>
+          </w:tcPr>
+          <w:p>
+            <w:r>
+              <w:t>73.5</w:t>
+            </w:r>
+          </w:p>
+        </w:tc>
+        <w:tc>
+          <w:tcPr>
+            <w:tcW w:type="dxa" w:w="1234"/>
+          </w:tcPr>
+          <w:p>
+            <w:r>
+              <w:t>86.5</w:t>
+            </w:r>
+          </w:p>
+        </w:tc>
+        <w:tc>
+          <w:tcPr>
+            <w:tcW w:type="dxa" w:w="1234"/>
+          </w:tcPr>
+          <w:p>
+            <w:r>
+              <w:t>35.5</w:t>
+            </w:r>
+          </w:p>
+        </w:tc>
+        <w:tc>
+          <w:tcPr>
+            <w:tcW w:type="dxa" w:w="1234"/>
+          </w:tcPr>
+          <w:p>
+            <w:r>
+              <w:t>67.2</w:t>
+            </w:r>
+          </w:p>
+        </w:tc>
+        <w:tc>
+          <w:tcPr>
+            <w:tcW w:type="dxa" w:w="1234"/>
+          </w:tcPr>
+          <w:p>
+            <w:r>
+              <w:t>1360</w:t>
             </w:r>
           </w:p>
         </w:tc>
@@ -466,7 +1764,7 @@
     </w:p>
     <w:p>
       <w:r>
-        <w:t>Section score: 52.5 / 100  (Grade: F)</w:t>
+        <w:t>Section score: 73.5 / 100  (Grade: C)</w:t>
       </w:r>
     </w:p>
     <w:p>
@@ -577,7 +1875,7 @@
           </w:tcPr>
           <w:p>
             <w:r>
-              <w:t>50.0</w:t>
+              <w:t>91.1</w:t>
             </w:r>
           </w:p>
         </w:tc>
@@ -587,7 +1885,7 @@
           </w:tcPr>
           <w:p>
             <w:r>
-              <w:t>7.5</w:t>
+              <w:t>13.7</w:t>
             </w:r>
           </w:p>
         </w:tc>
@@ -609,7 +1907,7 @@
           </w:tcPr>
           <w:p>
             <w:r>
-              <w:t>50.0</w:t>
+              <w:t>100.0</w:t>
             </w:r>
           </w:p>
         </w:tc>
@@ -619,7 +1917,7 @@
           </w:tcPr>
           <w:p>
             <w:r>
-              <w:t>7.5</w:t>
+              <w:t>15.0</w:t>
             </w:r>
           </w:p>
         </w:tc>
@@ -641,7 +1939,7 @@
           </w:tcPr>
           <w:p>
             <w:r>
-              <w:t>50.0</w:t>
+              <w:t>55.1</w:t>
             </w:r>
           </w:p>
         </w:tc>
@@ -651,7 +1949,7 @@
           </w:tcPr>
           <w:p>
             <w:r>
-              <w:t>10.0</w:t>
+              <w:t>11.0</w:t>
             </w:r>
           </w:p>
         </w:tc>
@@ -673,7 +1971,7 @@
           </w:tcPr>
           <w:p>
             <w:r>
-              <w:t>0.0</w:t>
+              <w:t>30.0</w:t>
             </w:r>
           </w:p>
         </w:tc>
@@ -683,7 +1981,7 @@
           </w:tcPr>
           <w:p>
             <w:r>
-              <w:t>0.0</w:t>
+              <w:t>1.5</w:t>
             </w:r>
           </w:p>
         </w:tc>
@@ -705,7 +2003,7 @@
           </w:tcPr>
           <w:p>
             <w:r>
-              <w:t>50.0</w:t>
+              <w:t>34.3</w:t>
             </w:r>
           </w:p>
         </w:tc>
@@ -715,7 +2013,7 @@
           </w:tcPr>
           <w:p>
             <w:r>
-              <w:t>5.0</w:t>
+              <w:t>3.4</w:t>
             </w:r>
           </w:p>
         </w:tc>
@@ -737,7 +2035,7 @@
           </w:tcPr>
           <w:p>
             <w:r>
-              <w:t>50.0</w:t>
+              <w:t>75.6</w:t>
             </w:r>
           </w:p>
         </w:tc>
@@ -747,7 +2045,7 @@
           </w:tcPr>
           <w:p>
             <w:r>
-              <w:t>12.5</w:t>
+              <w:t>18.9</w:t>
             </w:r>
           </w:p>
         </w:tc>
@@ -788,7 +2086,7 @@
           </w:tcPr>
           <w:p>
             <w:r>
-              <w:t>$2000.00</w:t>
+              <w:t>$2020.56</w:t>
             </w:r>
           </w:p>
         </w:tc>
@@ -810,7 +2108,7 @@
           </w:tcPr>
           <w:p>
             <w:r>
-              <w:t>0.00%</w:t>
+              <w:t>1.03%</w:t>
             </w:r>
           </w:p>
         </w:tc>
@@ -832,7 +2130,7 @@
           </w:tcPr>
           <w:p>
             <w:r>
-              <w:t>$0.00</w:t>
+              <w:t>$20.56</w:t>
             </w:r>
           </w:p>
         </w:tc>
@@ -854,7 +2152,7 @@
           </w:tcPr>
           <w:p>
             <w:r>
-              <w:t>—</w:t>
+              <w:t>0.7778</w:t>
             </w:r>
           </w:p>
         </w:tc>
@@ -876,7 +2174,7 @@
           </w:tcPr>
           <w:p>
             <w:r>
-              <w:t>— / —</w:t>
+              <w:t>1.0000 / 0.7143</w:t>
             </w:r>
           </w:p>
         </w:tc>
@@ -898,7 +2196,7 @@
           </w:tcPr>
           <w:p>
             <w:r>
-              <w:t>—</w:t>
+              <w:t>2.3554</w:t>
             </w:r>
           </w:p>
         </w:tc>
@@ -920,7 +2218,7 @@
           </w:tcPr>
           <w:p>
             <w:r>
-              <w:t>0 / 0</w:t>
+              <w:t>9 / 9</w:t>
             </w:r>
           </w:p>
         </w:tc>
@@ -942,7 +2240,7 @@
           </w:tcPr>
           <w:p>
             <w:r>
-              <w:t>$—</w:t>
+              <w:t>$2.28</w:t>
             </w:r>
           </w:p>
         </w:tc>
@@ -981,6 +2279,548 @@
             <w:tcW w:type="dxa" w:w="4320"/>
           </w:tcPr>
           <w:p/>
+        </w:tc>
+      </w:tr>
+    </w:tbl>
+    <w:p>
+      <w:pPr>
+        <w:pStyle w:val="Heading2"/>
+      </w:pPr>
+      <w:r>
+        <w:t>Recent positions (last 15)</w:t>
+      </w:r>
+    </w:p>
+    <w:tbl>
+      <w:tblPr>
+        <w:tblStyle w:val="TableGrid"/>
+        <w:tblW w:type="auto" w:w="0"/>
+        <w:tblLook w:firstColumn="1" w:firstRow="1" w:lastColumn="0" w:lastRow="0" w:noHBand="0" w:noVBand="1" w:val="04A0"/>
+      </w:tblPr>
+      <w:tblGrid>
+        <w:gridCol w:w="1728"/>
+        <w:gridCol w:w="1728"/>
+        <w:gridCol w:w="1728"/>
+        <w:gridCol w:w="1728"/>
+        <w:gridCol w:w="1728"/>
+      </w:tblGrid>
+      <w:tr>
+        <w:tc>
+          <w:tcPr>
+            <w:tcW w:type="dxa" w:w="1728"/>
+          </w:tcPr>
+          <w:p>
+            <w:r>
+              <w:t>Side</w:t>
+            </w:r>
+          </w:p>
+        </w:tc>
+        <w:tc>
+          <w:tcPr>
+            <w:tcW w:type="dxa" w:w="1728"/>
+          </w:tcPr>
+          <w:p>
+            <w:r>
+              <w:t>Entry</w:t>
+            </w:r>
+          </w:p>
+        </w:tc>
+        <w:tc>
+          <w:tcPr>
+            <w:tcW w:type="dxa" w:w="1728"/>
+          </w:tcPr>
+          <w:p>
+            <w:r>
+              <w:t>Outcome</w:t>
+            </w:r>
+          </w:p>
+        </w:tc>
+        <w:tc>
+          <w:tcPr>
+            <w:tcW w:type="dxa" w:w="1728"/>
+          </w:tcPr>
+          <w:p>
+            <w:r>
+              <w:t>Won</w:t>
+            </w:r>
+          </w:p>
+        </w:tc>
+        <w:tc>
+          <w:tcPr>
+            <w:tcW w:type="dxa" w:w="1728"/>
+          </w:tcPr>
+          <w:p>
+            <w:r>
+              <w:t>PnL</w:t>
+            </w:r>
+          </w:p>
+        </w:tc>
+      </w:tr>
+      <w:tr>
+        <w:tc>
+          <w:tcPr>
+            <w:tcW w:type="dxa" w:w="1728"/>
+          </w:tcPr>
+          <w:p>
+            <w:r>
+              <w:t>down</w:t>
+            </w:r>
+          </w:p>
+        </w:tc>
+        <w:tc>
+          <w:tcPr>
+            <w:tcW w:type="dxa" w:w="1728"/>
+          </w:tcPr>
+          <w:p>
+            <w:r>
+              <w:t>0.520</w:t>
+            </w:r>
+          </w:p>
+        </w:tc>
+        <w:tc>
+          <w:tcPr>
+            <w:tcW w:type="dxa" w:w="1728"/>
+          </w:tcPr>
+          <w:p>
+            <w:r>
+              <w:t>down</w:t>
+            </w:r>
+          </w:p>
+        </w:tc>
+        <w:tc>
+          <w:tcPr>
+            <w:tcW w:type="dxa" w:w="1728"/>
+          </w:tcPr>
+          <w:p>
+            <w:r>
+              <w:t>Yes</w:t>
+            </w:r>
+          </w:p>
+        </w:tc>
+        <w:tc>
+          <w:tcPr>
+            <w:tcW w:type="dxa" w:w="1728"/>
+          </w:tcPr>
+          <w:p>
+            <w:r>
+              <w:t>$4.74</w:t>
+            </w:r>
+          </w:p>
+        </w:tc>
+      </w:tr>
+      <w:tr>
+        <w:tc>
+          <w:tcPr>
+            <w:tcW w:type="dxa" w:w="1728"/>
+          </w:tcPr>
+          <w:p>
+            <w:r>
+              <w:t>down</w:t>
+            </w:r>
+          </w:p>
+        </w:tc>
+        <w:tc>
+          <w:tcPr>
+            <w:tcW w:type="dxa" w:w="1728"/>
+          </w:tcPr>
+          <w:p>
+            <w:r>
+              <w:t>0.530</w:t>
+            </w:r>
+          </w:p>
+        </w:tc>
+        <w:tc>
+          <w:tcPr>
+            <w:tcW w:type="dxa" w:w="1728"/>
+          </w:tcPr>
+          <w:p>
+            <w:r>
+              <w:t>down</w:t>
+            </w:r>
+          </w:p>
+        </w:tc>
+        <w:tc>
+          <w:tcPr>
+            <w:tcW w:type="dxa" w:w="1728"/>
+          </w:tcPr>
+          <w:p>
+            <w:r>
+              <w:t>Yes</w:t>
+            </w:r>
+          </w:p>
+        </w:tc>
+        <w:tc>
+          <w:tcPr>
+            <w:tcW w:type="dxa" w:w="1728"/>
+          </w:tcPr>
+          <w:p>
+            <w:r>
+              <w:t>$4.19</w:t>
+            </w:r>
+          </w:p>
+        </w:tc>
+      </w:tr>
+      <w:tr>
+        <w:tc>
+          <w:tcPr>
+            <w:tcW w:type="dxa" w:w="1728"/>
+          </w:tcPr>
+          <w:p>
+            <w:r>
+              <w:t>down</w:t>
+            </w:r>
+          </w:p>
+        </w:tc>
+        <w:tc>
+          <w:tcPr>
+            <w:tcW w:type="dxa" w:w="1728"/>
+          </w:tcPr>
+          <w:p>
+            <w:r>
+              <w:t>0.520</w:t>
+            </w:r>
+          </w:p>
+        </w:tc>
+        <w:tc>
+          <w:tcPr>
+            <w:tcW w:type="dxa" w:w="1728"/>
+          </w:tcPr>
+          <w:p>
+            <w:r>
+              <w:t>down</w:t>
+            </w:r>
+          </w:p>
+        </w:tc>
+        <w:tc>
+          <w:tcPr>
+            <w:tcW w:type="dxa" w:w="1728"/>
+          </w:tcPr>
+          <w:p>
+            <w:r>
+              <w:t>Yes</w:t>
+            </w:r>
+          </w:p>
+        </w:tc>
+        <w:tc>
+          <w:tcPr>
+            <w:tcW w:type="dxa" w:w="1728"/>
+          </w:tcPr>
+          <w:p>
+            <w:r>
+              <w:t>$4.77</w:t>
+            </w:r>
+          </w:p>
+        </w:tc>
+      </w:tr>
+      <w:tr>
+        <w:tc>
+          <w:tcPr>
+            <w:tcW w:type="dxa" w:w="1728"/>
+          </w:tcPr>
+          <w:p>
+            <w:r>
+              <w:t>down</w:t>
+            </w:r>
+          </w:p>
+        </w:tc>
+        <w:tc>
+          <w:tcPr>
+            <w:tcW w:type="dxa" w:w="1728"/>
+          </w:tcPr>
+          <w:p>
+            <w:r>
+              <w:t>0.530</w:t>
+            </w:r>
+          </w:p>
+        </w:tc>
+        <w:tc>
+          <w:tcPr>
+            <w:tcW w:type="dxa" w:w="1728"/>
+          </w:tcPr>
+          <w:p>
+            <w:r>
+              <w:t>down</w:t>
+            </w:r>
+          </w:p>
+        </w:tc>
+        <w:tc>
+          <w:tcPr>
+            <w:tcW w:type="dxa" w:w="1728"/>
+          </w:tcPr>
+          <w:p>
+            <w:r>
+              <w:t>Yes</w:t>
+            </w:r>
+          </w:p>
+        </w:tc>
+        <w:tc>
+          <w:tcPr>
+            <w:tcW w:type="dxa" w:w="1728"/>
+          </w:tcPr>
+          <w:p>
+            <w:r>
+              <w:t>$4.19</w:t>
+            </w:r>
+          </w:p>
+        </w:tc>
+      </w:tr>
+      <w:tr>
+        <w:tc>
+          <w:tcPr>
+            <w:tcW w:type="dxa" w:w="1728"/>
+          </w:tcPr>
+          <w:p>
+            <w:r>
+              <w:t>down</w:t>
+            </w:r>
+          </w:p>
+        </w:tc>
+        <w:tc>
+          <w:tcPr>
+            <w:tcW w:type="dxa" w:w="1728"/>
+          </w:tcPr>
+          <w:p>
+            <w:r>
+              <w:t>0.530</w:t>
+            </w:r>
+          </w:p>
+        </w:tc>
+        <w:tc>
+          <w:tcPr>
+            <w:tcW w:type="dxa" w:w="1728"/>
+          </w:tcPr>
+          <w:p>
+            <w:r>
+              <w:t>up</w:t>
+            </w:r>
+          </w:p>
+        </w:tc>
+        <w:tc>
+          <w:tcPr>
+            <w:tcW w:type="dxa" w:w="1728"/>
+          </w:tcPr>
+          <w:p>
+            <w:r>
+              <w:t>No</w:t>
+            </w:r>
+          </w:p>
+        </w:tc>
+        <w:tc>
+          <w:tcPr>
+            <w:tcW w:type="dxa" w:w="1728"/>
+          </w:tcPr>
+          <w:p>
+            <w:r>
+              <w:t>$-8.02</w:t>
+            </w:r>
+          </w:p>
+        </w:tc>
+      </w:tr>
+      <w:tr>
+        <w:tc>
+          <w:tcPr>
+            <w:tcW w:type="dxa" w:w="1728"/>
+          </w:tcPr>
+          <w:p>
+            <w:r>
+              <w:t>down</w:t>
+            </w:r>
+          </w:p>
+        </w:tc>
+        <w:tc>
+          <w:tcPr>
+            <w:tcW w:type="dxa" w:w="1728"/>
+          </w:tcPr>
+          <w:p>
+            <w:r>
+              <w:t>0.530</w:t>
+            </w:r>
+          </w:p>
+        </w:tc>
+        <w:tc>
+          <w:tcPr>
+            <w:tcW w:type="dxa" w:w="1728"/>
+          </w:tcPr>
+          <w:p>
+            <w:r>
+              <w:t>up</w:t>
+            </w:r>
+          </w:p>
+        </w:tc>
+        <w:tc>
+          <w:tcPr>
+            <w:tcW w:type="dxa" w:w="1728"/>
+          </w:tcPr>
+          <w:p>
+            <w:r>
+              <w:t>No</w:t>
+            </w:r>
+          </w:p>
+        </w:tc>
+        <w:tc>
+          <w:tcPr>
+            <w:tcW w:type="dxa" w:w="1728"/>
+          </w:tcPr>
+          <w:p>
+            <w:r>
+              <w:t>$-7.15</w:t>
+            </w:r>
+          </w:p>
+        </w:tc>
+      </w:tr>
+      <w:tr>
+        <w:tc>
+          <w:tcPr>
+            <w:tcW w:type="dxa" w:w="1728"/>
+          </w:tcPr>
+          <w:p>
+            <w:r>
+              <w:t>up</w:t>
+            </w:r>
+          </w:p>
+        </w:tc>
+        <w:tc>
+          <w:tcPr>
+            <w:tcW w:type="dxa" w:w="1728"/>
+          </w:tcPr>
+          <w:p>
+            <w:r>
+              <w:t>0.540</w:t>
+            </w:r>
+          </w:p>
+        </w:tc>
+        <w:tc>
+          <w:tcPr>
+            <w:tcW w:type="dxa" w:w="1728"/>
+          </w:tcPr>
+          <w:p>
+            <w:r>
+              <w:t>up</w:t>
+            </w:r>
+          </w:p>
+        </w:tc>
+        <w:tc>
+          <w:tcPr>
+            <w:tcW w:type="dxa" w:w="1728"/>
+          </w:tcPr>
+          <w:p>
+            <w:r>
+              <w:t>Yes</w:t>
+            </w:r>
+          </w:p>
+        </w:tc>
+        <w:tc>
+          <w:tcPr>
+            <w:tcW w:type="dxa" w:w="1728"/>
+          </w:tcPr>
+          <w:p>
+            <w:r>
+              <w:t>$5.78</w:t>
+            </w:r>
+          </w:p>
+        </w:tc>
+      </w:tr>
+      <w:tr>
+        <w:tc>
+          <w:tcPr>
+            <w:tcW w:type="dxa" w:w="1728"/>
+          </w:tcPr>
+          <w:p>
+            <w:r>
+              <w:t>up</w:t>
+            </w:r>
+          </w:p>
+        </w:tc>
+        <w:tc>
+          <w:tcPr>
+            <w:tcW w:type="dxa" w:w="1728"/>
+          </w:tcPr>
+          <w:p>
+            <w:r>
+              <w:t>0.550</w:t>
+            </w:r>
+          </w:p>
+        </w:tc>
+        <w:tc>
+          <w:tcPr>
+            <w:tcW w:type="dxa" w:w="1728"/>
+          </w:tcPr>
+          <w:p>
+            <w:r>
+              <w:t>up</w:t>
+            </w:r>
+          </w:p>
+        </w:tc>
+        <w:tc>
+          <w:tcPr>
+            <w:tcW w:type="dxa" w:w="1728"/>
+          </w:tcPr>
+          <w:p>
+            <w:r>
+              <w:t>Yes</w:t>
+            </w:r>
+          </w:p>
+        </w:tc>
+        <w:tc>
+          <w:tcPr>
+            <w:tcW w:type="dxa" w:w="1728"/>
+          </w:tcPr>
+          <w:p>
+            <w:r>
+              <w:t>$6.22</w:t>
+            </w:r>
+          </w:p>
+        </w:tc>
+      </w:tr>
+      <w:tr>
+        <w:tc>
+          <w:tcPr>
+            <w:tcW w:type="dxa" w:w="1728"/>
+          </w:tcPr>
+          <w:p>
+            <w:r>
+              <w:t>down</w:t>
+            </w:r>
+          </w:p>
+        </w:tc>
+        <w:tc>
+          <w:tcPr>
+            <w:tcW w:type="dxa" w:w="1728"/>
+          </w:tcPr>
+          <w:p>
+            <w:r>
+              <w:t>0.550</w:t>
+            </w:r>
+          </w:p>
+        </w:tc>
+        <w:tc>
+          <w:tcPr>
+            <w:tcW w:type="dxa" w:w="1728"/>
+          </w:tcPr>
+          <w:p>
+            <w:r>
+              <w:t>down</w:t>
+            </w:r>
+          </w:p>
+        </w:tc>
+        <w:tc>
+          <w:tcPr>
+            <w:tcW w:type="dxa" w:w="1728"/>
+          </w:tcPr>
+          <w:p>
+            <w:r>
+              <w:t>Yes</w:t>
+            </w:r>
+          </w:p>
+        </w:tc>
+        <w:tc>
+          <w:tcPr>
+            <w:tcW w:type="dxa" w:w="1728"/>
+          </w:tcPr>
+          <w:p>
+            <w:r>
+              <w:t>$5.85</w:t>
+            </w:r>
+          </w:p>
         </w:tc>
       </w:tr>
     </w:tbl>
@@ -999,7 +2839,7 @@
     </w:p>
     <w:p>
       <w:r>
-        <w:t>Section score: 80.6 / 100  (Grade: B)</w:t>
+        <w:t>Section score: 86.5 / 100  (Grade: B+)</w:t>
       </w:r>
     </w:p>
     <w:p>
@@ -1142,7 +2982,7 @@
           </w:tcPr>
           <w:p>
             <w:r>
-              <w:t>90.4</w:t>
+              <w:t>100.0</w:t>
             </w:r>
           </w:p>
         </w:tc>
@@ -1152,7 +2992,7 @@
           </w:tcPr>
           <w:p>
             <w:r>
-              <w:t>13.6</w:t>
+              <w:t>15.0</w:t>
             </w:r>
           </w:p>
         </w:tc>
@@ -1174,7 +3014,7 @@
           </w:tcPr>
           <w:p>
             <w:r>
-              <w:t>40.1</w:t>
+              <w:t>70.0</w:t>
             </w:r>
           </w:p>
         </w:tc>
@@ -1184,7 +3024,7 @@
           </w:tcPr>
           <w:p>
             <w:r>
-              <w:t>6.0</w:t>
+              <w:t>10.5</w:t>
             </w:r>
           </w:p>
         </w:tc>
@@ -1256,17 +3096,17 @@
     </w:tbl>
     <w:p>
       <w:r>
-        <w:t>Ticks: 2 · Reconciled: True · Readiness: not_ready</w:t>
+        <w:t>Ticks: 1407 · Reconciled: True · Readiness: not_ready</w:t>
       </w:r>
     </w:p>
     <w:p>
       <w:r>
-        <w:t>Candidates created: 8 · Terminals: {'accepted': 0, 'rejected': 4, 'skipped': 0, 'expired': 0, 'missing_data': 4}</w:t>
+        <w:t>Candidates created: 5321 · Terminals: {'accepted': 0, 'rejected': 4967, 'skipped': 2, 'expired': 0, 'missing_data': 352}</w:t>
       </w:r>
     </w:p>
     <w:p>
       <w:r>
-        <w:t>Rejected by stage: {'directional': 0, 'execution_gate': 0, 'tier_engine': 4}</w:t>
+        <w:t>Rejected by stage: {'directional': 0, 'execution_gate': 0, 'tier_engine': 4869, 'lane_15m': 77, 'hourly_chart_lean': 18, 'p_exec': 3}</w:t>
       </w:r>
     </w:p>
     <w:p>
@@ -1967,7 +3807,7 @@
     </w:p>
     <w:p>
       <w:r>
-        <w:t>Section score: 25.4 / 100  (Grade: F)</w:t>
+        <w:t>Section score: 35.5 / 100  (Grade: F)</w:t>
       </w:r>
     </w:p>
     <w:p>
@@ -2110,7 +3950,7 @@
           </w:tcPr>
           <w:p>
             <w:r>
-              <w:t>0.0</w:t>
+              <w:t>50.0</w:t>
             </w:r>
           </w:p>
         </w:tc>
@@ -2120,7 +3960,7 @@
           </w:tcPr>
           <w:p>
             <w:r>
-              <w:t>0.0</w:t>
+              <w:t>7.5</w:t>
             </w:r>
           </w:p>
         </w:tc>
@@ -2174,7 +4014,7 @@
           </w:tcPr>
           <w:p>
             <w:r>
-              <w:t>43.5</w:t>
+              <w:t>30.0</w:t>
             </w:r>
           </w:p>
         </w:tc>
@@ -2184,7 +4024,7 @@
           </w:tcPr>
           <w:p>
             <w:r>
-              <w:t>13.0</w:t>
+              <w:t>9.0</w:t>
             </w:r>
           </w:p>
         </w:tc>
@@ -2206,7 +4046,7 @@
           </w:tcPr>
           <w:p>
             <w:r>
-              <w:t>5.8</w:t>
+              <w:t>50.0</w:t>
             </w:r>
           </w:p>
         </w:tc>
@@ -2216,7 +4056,7 @@
           </w:tcPr>
           <w:p>
             <w:r>
-              <w:t>0.9</w:t>
+              <w:t>7.5</w:t>
             </w:r>
           </w:p>
         </w:tc>
@@ -2257,7 +4097,7 @@
           </w:tcPr>
           <w:p>
             <w:r>
-              <w:t>0.4762</w:t>
+              <w:t>None</w:t>
             </w:r>
           </w:p>
         </w:tc>
@@ -2279,7 +4119,7 @@
           </w:tcPr>
           <w:p>
             <w:r>
-              <w:t>0.4815</w:t>
+              <w:t>None</w:t>
             </w:r>
           </w:p>
         </w:tc>
@@ -2301,7 +4141,7 @@
           </w:tcPr>
           <w:p>
             <w:r>
-              <w:t>0.4889</w:t>
+              <w:t>None</w:t>
             </w:r>
           </w:p>
         </w:tc>
@@ -2323,7 +4163,7 @@
           </w:tcPr>
           <w:p>
             <w:r>
-              <w:t>0.3446</w:t>
+              <w:t>None</w:t>
             </w:r>
           </w:p>
         </w:tc>
@@ -2345,7 +4185,7 @@
           </w:tcPr>
           <w:p>
             <w:r>
-              <w:t>0.4597</w:t>
+              <w:t>0.4286</w:t>
             </w:r>
           </w:p>
         </w:tc>
